--- a/zht/docx/011.content.docx
+++ b/zht/docx/011.content.docx
@@ -399,18 +399,12 @@
           <w:lang w:val="zh_TW" w:bidi="zh_TW"/>
         </w:rPr>
       </w:r>
-      <w:hyperlink r:id="rId13">
-        <w:r>
-          <w:rPr>
-            <w:lang w:val="zh_TW" w:bidi="zh_TW"/>
-          </w:rPr>
-          <w:rPr>
-            <w:color w:val="0000EE"/>
-            <w:u w:val="single"/>
-          </w:rPr>
-          <w:t>歷代志上2:1–2</w:t>
-        </w:r>
-      </w:hyperlink>
+      <w:r>
+        <w:rPr>
+          <w:lang w:val="zh_TW" w:bidi="zh_TW"/>
+        </w:rPr>
+        <w:t>歷代志上2:1–2</w:t>
+      </w:r>
     </w:p>
     <w:p>
       <w:pPr>
@@ -423,18 +417,12 @@
           <w:lang w:val="zh_TW" w:bidi="zh_TW"/>
         </w:rPr>
       </w:r>
-      <w:hyperlink r:id="rId14">
-        <w:r>
-          <w:rPr>
-            <w:lang w:val="zh_TW" w:bidi="zh_TW"/>
-          </w:rPr>
-          <w:rPr>
-            <w:color w:val="0000EE"/>
-            <w:u w:val="single"/>
-          </w:rPr>
-          <w:t>列王紀上2:8</w:t>
-        </w:r>
-      </w:hyperlink>
+      <w:r>
+        <w:rPr>
+          <w:lang w:val="zh_TW" w:bidi="zh_TW"/>
+        </w:rPr>
+        <w:t>列王紀上2:8</w:t>
+      </w:r>
     </w:p>
     <w:p>
       <w:pPr>
@@ -447,18 +435,12 @@
           <w:lang w:val="zh_TW" w:bidi="zh_TW"/>
         </w:rPr>
       </w:r>
-      <w:hyperlink r:id="rId15">
-        <w:r>
-          <w:rPr>
-            <w:lang w:val="zh_TW" w:bidi="zh_TW"/>
-          </w:rPr>
-          <w:rPr>
-            <w:color w:val="0000EE"/>
-            <w:u w:val="single"/>
-          </w:rPr>
-          <w:t>使徒行傳13:21–22</w:t>
-        </w:r>
-      </w:hyperlink>
+      <w:r>
+        <w:rPr>
+          <w:lang w:val="zh_TW" w:bidi="zh_TW"/>
+        </w:rPr>
+        <w:t>使徒行傳13:21–22</w:t>
+      </w:r>
     </w:p>
     <w:p>
       <w:pPr>
@@ -471,18 +453,12 @@
           <w:lang w:val="zh_TW" w:bidi="zh_TW"/>
         </w:rPr>
       </w:r>
-      <w:hyperlink r:id="rId16">
-        <w:r>
-          <w:rPr>
-            <w:lang w:val="zh_TW" w:bidi="zh_TW"/>
-          </w:rPr>
-          <w:rPr>
-            <w:color w:val="0000EE"/>
-            <w:u w:val="single"/>
-          </w:rPr>
-          <w:t>創世記35:18</w:t>
-        </w:r>
-      </w:hyperlink>
+      <w:r>
+        <w:rPr>
+          <w:lang w:val="zh_TW" w:bidi="zh_TW"/>
+        </w:rPr>
+        <w:t>創世記35:18</w:t>
+      </w:r>
     </w:p>
     <w:p>
       <w:pPr>
@@ -495,18 +471,12 @@
           <w:lang w:val="zh_TW" w:bidi="zh_TW"/>
         </w:rPr>
       </w:r>
-      <w:hyperlink r:id="rId17">
-        <w:r>
-          <w:rPr>
-            <w:lang w:val="zh_TW" w:bidi="zh_TW"/>
-          </w:rPr>
-          <w:rPr>
-            <w:color w:val="0000EE"/>
-            <w:u w:val="single"/>
-          </w:rPr>
-          <w:t>創世記42:4</w:t>
-        </w:r>
-      </w:hyperlink>
+      <w:r>
+        <w:rPr>
+          <w:lang w:val="zh_TW" w:bidi="zh_TW"/>
+        </w:rPr>
+        <w:t>創世記42:4</w:t>
+      </w:r>
     </w:p>
     <w:p>
       <w:pPr>
@@ -519,18 +489,12 @@
           <w:lang w:val="zh_TW" w:bidi="zh_TW"/>
         </w:rPr>
       </w:r>
-      <w:hyperlink r:id="rId18">
-        <w:r>
-          <w:rPr>
-            <w:lang w:val="zh_TW" w:bidi="zh_TW"/>
-          </w:rPr>
-          <w:rPr>
-            <w:color w:val="0000EE"/>
-            <w:u w:val="single"/>
-          </w:rPr>
-          <w:t>創世記42:35–36</w:t>
-        </w:r>
-      </w:hyperlink>
+      <w:r>
+        <w:rPr>
+          <w:lang w:val="zh_TW" w:bidi="zh_TW"/>
+        </w:rPr>
+        <w:t>創世記42:35–36</w:t>
+      </w:r>
     </w:p>
     <w:p>
       <w:pPr>
@@ -543,18 +507,12 @@
           <w:lang w:val="zh_TW" w:bidi="zh_TW"/>
         </w:rPr>
       </w:r>
-      <w:hyperlink r:id="rId19">
-        <w:r>
-          <w:rPr>
-            <w:lang w:val="zh_TW" w:bidi="zh_TW"/>
-          </w:rPr>
-          <w:rPr>
-            <w:color w:val="0000EE"/>
-            <w:u w:val="single"/>
-          </w:rPr>
-          <w:t>腓立比書3:4–5</w:t>
-        </w:r>
-      </w:hyperlink>
+      <w:r>
+        <w:rPr>
+          <w:lang w:val="zh_TW" w:bidi="zh_TW"/>
+        </w:rPr>
+        <w:t>腓立比書3:4–5</w:t>
+      </w:r>
     </w:p>
     <w:p>
       <w:pPr>
